--- a/docx/11-redes-inalambricas/boletin-U11-inicial-resuelto.docx
+++ b/docx/11-redes-inalambricas/boletin-U11-inicial-resuelto.docx
@@ -15,6 +15,9 @@
             <w:pStyle w:val="TOCHeading"/>
           </w:pPr>
           <w:r>
+            <w:rPr>
+              <w:lang w:val="es-ES"/>
+            </w:rPr>
             <w:t xml:space="preserve">Table of Contents</w:t>
           </w:r>
         </w:p>
@@ -34,6 +37,9 @@
         <w:pStyle w:val="Heading1"/>
       </w:pPr>
       <w:r>
+        <w:rPr>
+          <w:lang w:val="es-ES"/>
+        </w:rPr>
         <w:t xml:space="preserve">Boletín UD11 — Inicial (Resuelto)</w:t>
       </w:r>
     </w:p>
@@ -44,6 +50,9 @@
         <w:pStyle w:val="Heading1"/>
       </w:pPr>
       <w:r>
+        <w:rPr>
+          <w:lang w:val="es-ES"/>
+        </w:rPr>
         <w:t xml:space="preserve">✅ Boletín UD11 — Inicial (Resuelto)</w:t>
       </w:r>
     </w:p>
@@ -60,6 +69,9 @@
         <w:pStyle w:val="Heading2"/>
       </w:pPr>
       <w:r>
+        <w:rPr>
+          <w:lang w:val="es-ES"/>
+        </w:rPr>
         <w:t xml:space="preserve">1. ¿Quién soy?</w:t>
       </w:r>
     </w:p>
@@ -75,13 +87,20 @@
         <w:rPr>
           <w:b/>
           <w:bCs/>
+          <w:lang w:val="es-ES"/>
         </w:rPr>
         <w:t xml:space="preserve">IEEE 802.11</w:t>
       </w:r>
       <w:r>
-        <w:t xml:space="preserve"> </w:t>
-      </w:r>
-      <w:r>
+        <w:rPr>
+          <w:lang w:val="es-ES"/>
+        </w:rPr>
+        <w:t xml:space="preserve"> </w:t>
+      </w:r>
+      <w:r>
+        <w:rPr>
+          <w:lang w:val="es-ES"/>
+        </w:rPr>
         <w:t xml:space="preserve">(familia: a/b/g/n/ac/ax/be…).</w:t>
       </w:r>
     </w:p>
@@ -94,22 +113,35 @@
         </w:numPr>
       </w:pPr>
       <w:r>
+        <w:rPr>
+          <w:lang w:val="es-ES"/>
+        </w:rPr>
         <w:t xml:space="preserve">El</w:t>
       </w:r>
       <w:r>
+        <w:rPr>
+          <w:lang w:val="es-ES"/>
+        </w:rPr>
         <w:t xml:space="preserve"> </w:t>
       </w:r>
       <w:r>
         <w:rPr>
           <w:b/>
           <w:bCs/>
+          <w:lang w:val="es-ES"/>
         </w:rPr>
         <w:t xml:space="preserve">SSID</w:t>
       </w:r>
       <w:r>
-        <w:t xml:space="preserve"> </w:t>
-      </w:r>
-      <w:r>
+        <w:rPr>
+          <w:lang w:val="es-ES"/>
+        </w:rPr>
+        <w:t xml:space="preserve"> </w:t>
+      </w:r>
+      <w:r>
+        <w:rPr>
+          <w:lang w:val="es-ES"/>
+        </w:rPr>
         <w:t xml:space="preserve">(Service Set Identifier).</w:t>
       </w:r>
     </w:p>
@@ -122,19 +154,29 @@
         </w:numPr>
       </w:pPr>
       <w:r>
+        <w:rPr>
+          <w:lang w:val="es-ES"/>
+        </w:rPr>
         <w:t xml:space="preserve">El</w:t>
       </w:r>
       <w:r>
+        <w:rPr>
+          <w:lang w:val="es-ES"/>
+        </w:rPr>
         <w:t xml:space="preserve"> </w:t>
       </w:r>
       <w:r>
         <w:rPr>
           <w:b/>
           <w:bCs/>
+          <w:lang w:val="es-ES"/>
         </w:rPr>
         <w:t xml:space="preserve">punto de acceso (AP)</w:t>
       </w:r>
       <w:r>
+        <w:rPr>
+          <w:lang w:val="es-ES"/>
+        </w:rPr>
         <w:t xml:space="preserve">.</w:t>
       </w:r>
     </w:p>
@@ -147,22 +189,35 @@
         </w:numPr>
       </w:pPr>
       <w:r>
+        <w:rPr>
+          <w:lang w:val="es-ES"/>
+        </w:rPr>
         <w:t xml:space="preserve">Modo</w:t>
       </w:r>
       <w:r>
+        <w:rPr>
+          <w:lang w:val="es-ES"/>
+        </w:rPr>
         <w:t xml:space="preserve"> </w:t>
       </w:r>
       <w:r>
         <w:rPr>
           <w:b/>
           <w:bCs/>
+          <w:lang w:val="es-ES"/>
         </w:rPr>
         <w:t xml:space="preserve">ad hoc</w:t>
       </w:r>
       <w:r>
-        <w:t xml:space="preserve"> </w:t>
-      </w:r>
-      <w:r>
+        <w:rPr>
+          <w:lang w:val="es-ES"/>
+        </w:rPr>
+        <w:t xml:space="preserve"> </w:t>
+      </w:r>
+      <w:r>
+        <w:rPr>
+          <w:lang w:val="es-ES"/>
+        </w:rPr>
         <w:t xml:space="preserve">(IBSS). Hoy en día, Wi-Fi Direct ha tomado el relevo.</w:t>
       </w:r>
     </w:p>
@@ -175,19 +230,29 @@
         </w:numPr>
       </w:pPr>
       <w:r>
+        <w:rPr>
+          <w:lang w:val="es-ES"/>
+        </w:rPr>
         <w:t xml:space="preserve">La</w:t>
       </w:r>
       <w:r>
+        <w:rPr>
+          <w:lang w:val="es-ES"/>
+        </w:rPr>
         <w:t xml:space="preserve"> </w:t>
       </w:r>
       <w:r>
         <w:rPr>
           <w:b/>
           <w:bCs/>
+          <w:lang w:val="es-ES"/>
         </w:rPr>
         <w:t xml:space="preserve">Wi-Fi Alliance</w:t>
       </w:r>
       <w:r>
+        <w:rPr>
+          <w:lang w:val="es-ES"/>
+        </w:rPr>
         <w:t xml:space="preserve">.</w:t>
       </w:r>
     </w:p>
@@ -198,6 +263,9 @@
         <w:pStyle w:val="Heading2"/>
       </w:pPr>
       <w:r>
+        <w:rPr>
+          <w:lang w:val="es-ES"/>
+        </w:rPr>
         <w:t xml:space="preserve">2. Bandas y canales</w:t>
       </w:r>
     </w:p>
@@ -213,13 +281,20 @@
         <w:rPr>
           <w:b/>
           <w:bCs/>
+          <w:lang w:val="es-ES"/>
         </w:rPr>
         <w:t xml:space="preserve">2,4 GHz y 5 GHz</w:t>
       </w:r>
       <w:r>
-        <w:t xml:space="preserve"> </w:t>
-      </w:r>
-      <w:r>
+        <w:rPr>
+          <w:lang w:val="es-ES"/>
+        </w:rPr>
+        <w:t xml:space="preserve"> </w:t>
+      </w:r>
+      <w:r>
+        <w:rPr>
+          <w:lang w:val="es-ES"/>
+        </w:rPr>
         <w:t xml:space="preserve">(y 6 GHz con WiFi 6E/7).</w:t>
       </w:r>
     </w:p>
@@ -235,10 +310,14 @@
         <w:rPr>
           <w:b/>
           <w:bCs/>
+          <w:lang w:val="es-ES"/>
         </w:rPr>
         <w:t xml:space="preserve">Tres</w:t>
       </w:r>
       <w:r>
+        <w:rPr>
+          <w:lang w:val="es-ES"/>
+        </w:rPr>
         <w:t xml:space="preserve">: 1, 6 y 11.</w:t>
       </w:r>
     </w:p>
@@ -251,38 +330,61 @@
         </w:numPr>
       </w:pPr>
       <w:r>
+        <w:rPr>
+          <w:lang w:val="es-ES"/>
+        </w:rPr>
         <w:t xml:space="preserve">La de</w:t>
       </w:r>
       <w:r>
+        <w:rPr>
+          <w:lang w:val="es-ES"/>
+        </w:rPr>
         <w:t xml:space="preserve"> </w:t>
       </w:r>
       <w:r>
         <w:rPr>
           <w:b/>
           <w:bCs/>
+          <w:lang w:val="es-ES"/>
         </w:rPr>
         <w:t xml:space="preserve">5 GHz</w:t>
       </w:r>
       <w:r>
-        <w:t xml:space="preserve"> </w:t>
-      </w:r>
-      <w:r>
+        <w:rPr>
+          <w:lang w:val="es-ES"/>
+        </w:rPr>
+        <w:t xml:space="preserve"> </w:t>
+      </w:r>
+      <w:r>
+        <w:rPr>
+          <w:lang w:val="es-ES"/>
+        </w:rPr>
         <w:t xml:space="preserve">tolera mejor interferencias (más canales y menos aparatos antiguos); la de</w:t>
       </w:r>
       <w:r>
+        <w:rPr>
+          <w:lang w:val="es-ES"/>
+        </w:rPr>
         <w:t xml:space="preserve"> </w:t>
       </w:r>
       <w:r>
         <w:rPr>
           <w:b/>
           <w:bCs/>
+          <w:lang w:val="es-ES"/>
         </w:rPr>
         <w:t xml:space="preserve">2,4 GHz</w:t>
       </w:r>
       <w:r>
-        <w:t xml:space="preserve"> </w:t>
-      </w:r>
-      <w:r>
+        <w:rPr>
+          <w:lang w:val="es-ES"/>
+        </w:rPr>
+        <w:t xml:space="preserve"> </w:t>
+      </w:r>
+      <w:r>
+        <w:rPr>
+          <w:lang w:val="es-ES"/>
+        </w:rPr>
         <w:t xml:space="preserve">llega más lejos y atraviesa mejor las paredes.</w:t>
       </w:r>
     </w:p>
@@ -298,10 +400,14 @@
         <w:rPr>
           <w:b/>
           <w:bCs/>
+          <w:lang w:val="es-ES"/>
         </w:rPr>
         <w:t xml:space="preserve">Canal 6</w:t>
       </w:r>
       <w:r>
+        <w:rPr>
+          <w:lang w:val="es-ES"/>
+        </w:rPr>
         <w:t xml:space="preserve">, el único de los tres que no has mencionado; si tu vecino inunda el 1 y el 11, en el 6 estás razonablemente limpio.</w:t>
       </w:r>
     </w:p>
@@ -312,6 +418,9 @@
         <w:pStyle w:val="Heading2"/>
       </w:pPr>
       <w:r>
+        <w:rPr>
+          <w:lang w:val="es-ES"/>
+        </w:rPr>
         <w:t xml:space="preserve">3. Verdadero o falso</w:t>
       </w:r>
     </w:p>
@@ -327,13 +436,20 @@
         <w:rPr>
           <w:b/>
           <w:bCs/>
+          <w:lang w:val="es-ES"/>
         </w:rPr>
         <w:t xml:space="preserve">Falso.</w:t>
       </w:r>
       <w:r>
-        <w:t xml:space="preserve"> </w:t>
-      </w:r>
-      <w:r>
+        <w:rPr>
+          <w:lang w:val="es-ES"/>
+        </w:rPr>
+        <w:t xml:space="preserve"> </w:t>
+      </w:r>
+      <w:r>
+        <w:rPr>
+          <w:lang w:val="es-ES"/>
+        </w:rPr>
         <w:t xml:space="preserve">WEP está roto desde hace décadas (se descifra en minutos). Solo aparece en museos y en el examen.</w:t>
       </w:r>
     </w:p>
@@ -349,13 +465,20 @@
         <w:rPr>
           <w:b/>
           <w:bCs/>
+          <w:lang w:val="es-ES"/>
         </w:rPr>
         <w:t xml:space="preserve">Verdadero.</w:t>
       </w:r>
       <w:r>
-        <w:t xml:space="preserve"> </w:t>
-      </w:r>
-      <w:r>
+        <w:rPr>
+          <w:lang w:val="es-ES"/>
+        </w:rPr>
+        <w:t xml:space="preserve"> </w:t>
+      </w:r>
+      <w:r>
+        <w:rPr>
+          <w:lang w:val="es-ES"/>
+        </w:rPr>
         <w:t xml:space="preserve">PSK = Pre-Shared Key: todos comparten la misma contraseña.</w:t>
       </w:r>
     </w:p>
@@ -371,13 +494,20 @@
         <w:rPr>
           <w:b/>
           <w:bCs/>
+          <w:lang w:val="es-ES"/>
         </w:rPr>
         <w:t xml:space="preserve">Verdadero.</w:t>
       </w:r>
       <w:r>
-        <w:t xml:space="preserve"> </w:t>
-      </w:r>
-      <w:r>
+        <w:rPr>
+          <w:lang w:val="es-ES"/>
+        </w:rPr>
+        <w:t xml:space="preserve"> </w:t>
+      </w:r>
+      <w:r>
+        <w:rPr>
+          <w:lang w:val="es-ES"/>
+        </w:rPr>
         <w:t xml:space="preserve">SAE (Simultaneous Authentication of Equals) sustituye al PSK y salva el four-way handshake clásico de los ataques offline.</w:t>
       </w:r>
     </w:p>
@@ -393,13 +523,20 @@
         <w:rPr>
           <w:b/>
           <w:bCs/>
+          <w:lang w:val="es-ES"/>
         </w:rPr>
         <w:t xml:space="preserve">Verdadero.</w:t>
       </w:r>
       <w:r>
-        <w:t xml:space="preserve"> </w:t>
-      </w:r>
-      <w:r>
+        <w:rPr>
+          <w:lang w:val="es-ES"/>
+        </w:rPr>
+        <w:t xml:space="preserve"> </w:t>
+      </w:r>
+      <w:r>
+        <w:rPr>
+          <w:lang w:val="es-ES"/>
+        </w:rPr>
         <w:t xml:space="preserve">Decenas de canales de 20 MHz no solapados frente a los 3 de 2,4 GHz.</w:t>
       </w:r>
     </w:p>
@@ -415,13 +552,20 @@
         <w:rPr>
           <w:b/>
           <w:bCs/>
+          <w:lang w:val="es-ES"/>
         </w:rPr>
         <w:t xml:space="preserve">Falso.</w:t>
       </w:r>
       <w:r>
-        <w:t xml:space="preserve"> </w:t>
-      </w:r>
-      <w:r>
+        <w:rPr>
+          <w:lang w:val="es-ES"/>
+        </w:rPr>
+        <w:t xml:space="preserve"> </w:t>
+      </w:r>
+      <w:r>
+        <w:rPr>
+          <w:lang w:val="es-ES"/>
+        </w:rPr>
         <w:t xml:space="preserve">El SSID oculto va en claro en las tramas de gestión; esconderlo no autentica a nadie. Seguridad real: WPA2/WPA3.</w:t>
       </w:r>
     </w:p>
@@ -432,6 +576,9 @@
         <w:pStyle w:val="Heading2"/>
       </w:pPr>
       <w:r>
+        <w:rPr>
+          <w:lang w:val="es-ES"/>
+        </w:rPr>
         <w:t xml:space="preserve">4. Seguridad: escala del mal</w:t>
       </w:r>
     </w:p>
@@ -443,13 +590,20 @@
         <w:rPr>
           <w:b/>
           <w:bCs/>
+          <w:lang w:val="es-ES"/>
         </w:rPr>
         <w:t xml:space="preserve">Red abierta → WEP → WPA → WPA2 → WPA3</w:t>
       </w:r>
       <w:r>
-        <w:t xml:space="preserve"> </w:t>
-      </w:r>
-      <w:r>
+        <w:rPr>
+          <w:lang w:val="es-ES"/>
+        </w:rPr>
+        <w:t xml:space="preserve"> </w:t>
+      </w:r>
+      <w:r>
+        <w:rPr>
+          <w:lang w:val="es-ES"/>
+        </w:rPr>
         <w:t xml:space="preserve">(de peor a mejor).</w:t>
       </w:r>
     </w:p>
@@ -460,6 +614,9 @@
         <w:pStyle w:val="Heading2"/>
       </w:pPr>
       <w:r>
+        <w:rPr>
+          <w:lang w:val="es-ES"/>
+        </w:rPr>
         <w:t xml:space="preserve">5. WiFi 4 → WiFi 7</w:t>
       </w:r>
     </w:p>
@@ -468,30 +625,57 @@
         <w:pStyle w:val="FirstParagraph"/>
       </w:pPr>
       <w:r>
+        <w:rPr>
+          <w:lang w:val="es-ES"/>
+        </w:rPr>
         <w:t xml:space="preserve">1 → b (WiFi 4 = 802.11n)</w:t>
       </w:r>
       <w:r>
-        <w:t xml:space="preserve"> </w:t>
-      </w:r>
-      <w:r>
+        <w:rPr>
+          <w:lang w:val="es-ES"/>
+        </w:rPr>
+        <w:t xml:space="preserve"> </w:t>
+      </w:r>
+      <w:r>
+        <w:rPr>
+          <w:lang w:val="es-ES"/>
+        </w:rPr>
         <w:t xml:space="preserve">2 → c (WiFi 5 = 802.11ac)</w:t>
       </w:r>
       <w:r>
-        <w:t xml:space="preserve"> </w:t>
-      </w:r>
-      <w:r>
+        <w:rPr>
+          <w:lang w:val="es-ES"/>
+        </w:rPr>
+        <w:t xml:space="preserve"> </w:t>
+      </w:r>
+      <w:r>
+        <w:rPr>
+          <w:lang w:val="es-ES"/>
+        </w:rPr>
         <w:t xml:space="preserve">3 → a (WiFi 6 = 802.11ax)</w:t>
       </w:r>
       <w:r>
-        <w:t xml:space="preserve"> </w:t>
-      </w:r>
-      <w:r>
+        <w:rPr>
+          <w:lang w:val="es-ES"/>
+        </w:rPr>
+        <w:t xml:space="preserve"> </w:t>
+      </w:r>
+      <w:r>
+        <w:rPr>
+          <w:lang w:val="es-ES"/>
+        </w:rPr>
         <w:t xml:space="preserve">4 → e (WiFi 6E = 802.11ax en 6 GHz)</w:t>
       </w:r>
       <w:r>
-        <w:t xml:space="preserve"> </w:t>
-      </w:r>
-      <w:r>
+        <w:rPr>
+          <w:lang w:val="es-ES"/>
+        </w:rPr>
+        <w:t xml:space="preserve"> </w:t>
+      </w:r>
+      <w:r>
+        <w:rPr>
+          <w:lang w:val="es-ES"/>
+        </w:rPr>
         <w:t xml:space="preserve">5 → d (WiFi 7 = 802.11be)</w:t>
       </w:r>
     </w:p>
@@ -502,6 +686,9 @@
         <w:pStyle w:val="Heading2"/>
       </w:pPr>
       <w:r>
+        <w:rPr>
+          <w:lang w:val="es-ES"/>
+        </w:rPr>
         <w:t xml:space="preserve">6. Cobertura</w:t>
       </w:r>
     </w:p>
@@ -523,6 +710,9 @@
         </w:numPr>
       </w:pPr>
       <w:r>
+        <w:rPr>
+          <w:lang w:val="es-ES"/>
+        </w:rPr>
         <w:t xml:space="preserve">Reposicionar el AP (centro, alto y despejado); 2) probar otra banda/canal (2,4 GHz llega más lejos; en 5 GHz prueba canales limpios); 3) añadir un segundo AP o un extensor/mesh bien colocado.</w:t>
       </w:r>
     </w:p>
@@ -534,6 +724,9 @@
         </w:numPr>
       </w:pPr>
       <w:r>
+        <w:rPr>
+          <w:lang w:val="es-ES"/>
+        </w:rPr>
         <w:t xml:space="preserve">El suelo absorbe y multiplica reflexiones; el metal actúa como jaula (atenuación enorme). La señal se irradia en forma aproximada de dona alrededor de las antenas: el AP alto y centrado cubre más.</w:t>
       </w:r>
     </w:p>
@@ -545,32 +738,49 @@
         </w:numPr>
       </w:pPr>
       <w:r>
+        <w:rPr>
+          <w:lang w:val="es-ES"/>
+        </w:rPr>
         <w:t xml:space="preserve">El</w:t>
       </w:r>
       <w:r>
+        <w:rPr>
+          <w:lang w:val="es-ES"/>
+        </w:rPr>
         <w:t xml:space="preserve"> </w:t>
       </w:r>
       <w:r>
         <w:rPr>
           <w:b/>
           <w:bCs/>
+          <w:lang w:val="es-ES"/>
         </w:rPr>
         <w:t xml:space="preserve">hidden node</w:t>
       </w:r>
       <w:r>
+        <w:rPr>
+          <w:lang w:val="es-ES"/>
+        </w:rPr>
         <w:t xml:space="preserve">: dos clientes que se oyen al AP pero no entre ellos transmiten a la vez y colisionan</w:t>
       </w:r>
       <w:r>
+        <w:rPr>
+          <w:lang w:val="es-ES"/>
+        </w:rPr>
         <w:t xml:space="preserve"> </w:t>
       </w:r>
       <w:r>
         <w:rPr>
           <w:i/>
           <w:iCs/>
+          <w:lang w:val="es-ES"/>
         </w:rPr>
         <w:t xml:space="preserve">en el AP</w:t>
       </w:r>
       <w:r>
+        <w:rPr>
+          <w:lang w:val="es-ES"/>
+        </w:rPr>
         <w:t xml:space="preserve">. Se manifiesta como rendimiento errático que empeora con más clientes y distancias largas. Mitigación: RTS/CTS, repartir mejor los APs.</w:t>
       </w:r>
     </w:p>
@@ -581,6 +791,9 @@
         <w:pStyle w:val="Heading2"/>
       </w:pPr>
       <w:r>
+        <w:rPr>
+          <w:lang w:val="es-ES"/>
+        </w:rPr>
         <w:t xml:space="preserve">7. Configuración mínima de un AP</w:t>
       </w:r>
     </w:p>
@@ -593,14 +806,21 @@
         </w:numPr>
       </w:pPr>
       <w:r>
+        <w:rPr>
+          <w:lang w:val="es-ES"/>
+        </w:rPr>
         <w:t xml:space="preserve">SSID:</w:t>
       </w:r>
       <w:r>
+        <w:rPr>
+          <w:lang w:val="es-ES"/>
+        </w:rPr>
         <w:t xml:space="preserve"> </w:t>
       </w:r>
       <w:r>
         <w:rPr>
           <w:rStyle w:val="VerbatimChar"/>
+          <w:lang w:val="es-ES"/>
         </w:rPr>
         <w:t xml:space="preserve">EstudioNet</w:t>
       </w:r>
@@ -614,22 +834,35 @@
         </w:numPr>
       </w:pPr>
       <w:r>
+        <w:rPr>
+          <w:lang w:val="es-ES"/>
+        </w:rPr>
         <w:t xml:space="preserve">Seguridad:</w:t>
       </w:r>
       <w:r>
+        <w:rPr>
+          <w:lang w:val="es-ES"/>
+        </w:rPr>
         <w:t xml:space="preserve"> </w:t>
       </w:r>
       <w:r>
         <w:rPr>
           <w:b/>
           <w:bCs/>
+          <w:lang w:val="es-ES"/>
         </w:rPr>
         <w:t xml:space="preserve">WPA2/WPA3 Personal</w:t>
       </w:r>
       <w:r>
-        <w:t xml:space="preserve"> </w:t>
-      </w:r>
-      <w:r>
+        <w:rPr>
+          <w:lang w:val="es-ES"/>
+        </w:rPr>
+        <w:t xml:space="preserve"> </w:t>
+      </w:r>
+      <w:r>
+        <w:rPr>
+          <w:lang w:val="es-ES"/>
+        </w:rPr>
         <w:t xml:space="preserve">(transición) o WPA3 si todos los equipos lo soportan</w:t>
       </w:r>
     </w:p>
@@ -642,18 +875,28 @@
         </w:numPr>
       </w:pPr>
       <w:r>
+        <w:rPr>
+          <w:lang w:val="es-ES"/>
+        </w:rPr>
         <w:t xml:space="preserve">Contraseña: larga (16+ caracteres), no un diccionario (ejemplo de criterio:</w:t>
       </w:r>
       <w:r>
+        <w:rPr>
+          <w:lang w:val="es-ES"/>
+        </w:rPr>
         <w:t xml:space="preserve"> </w:t>
       </w:r>
       <w:r>
         <w:rPr>
           <w:rStyle w:val="VerbatimChar"/>
+          <w:lang w:val="es-ES"/>
         </w:rPr>
         <w:t xml:space="preserve">clave-larga-no-obvia-2026</w:t>
       </w:r>
       <w:r>
+        <w:rPr>
+          <w:lang w:val="es-ES"/>
+        </w:rPr>
         <w:t xml:space="preserve">)</w:t>
       </w:r>
     </w:p>
@@ -666,6 +909,9 @@
         </w:numPr>
       </w:pPr>
       <w:r>
+        <w:rPr>
+          <w:lang w:val="es-ES"/>
+        </w:rPr>
         <w:t xml:space="preserve">Banda: 2,4 GHz (llega a la sala del fondo)</w:t>
       </w:r>
     </w:p>
@@ -678,22 +924,35 @@
         </w:numPr>
       </w:pPr>
       <w:r>
+        <w:rPr>
+          <w:lang w:val="es-ES"/>
+        </w:rPr>
         <w:t xml:space="preserve">Canal:</w:t>
       </w:r>
       <w:r>
+        <w:rPr>
+          <w:lang w:val="es-ES"/>
+        </w:rPr>
         <w:t xml:space="preserve"> </w:t>
       </w:r>
       <w:r>
         <w:rPr>
           <w:b/>
           <w:bCs/>
+          <w:lang w:val="es-ES"/>
         </w:rPr>
         <w:t xml:space="preserve">6</w:t>
       </w:r>
       <w:r>
-        <w:t xml:space="preserve"> </w:t>
-      </w:r>
-      <w:r>
+        <w:rPr>
+          <w:lang w:val="es-ES"/>
+        </w:rPr>
+        <w:t xml:space="preserve"> </w:t>
+      </w:r>
+      <w:r>
+        <w:rPr>
+          <w:lang w:val="es-ES"/>
+        </w:rPr>
         <w:t xml:space="preserve">(20 MHz) — evita el 1 y el 11 si hay vecinos, y no uses 40 MHz en 2,4 GHz: saturas el vecindario y pierdes estabilidad.</w:t>
       </w:r>
     </w:p>
@@ -704,6 +963,9 @@
         <w:pStyle w:val="Heading2"/>
       </w:pPr>
       <w:r>
+        <w:rPr>
+          <w:lang w:val="es-ES"/>
+        </w:rPr>
         <w:t xml:space="preserve">8. Autenticación: Personal vs Enterprise</w:t>
       </w:r>
     </w:p>
@@ -718,29 +980,46 @@
         <w:rPr>
           <w:b/>
           <w:bCs/>
+          <w:lang w:val="es-ES"/>
         </w:rPr>
         <w:t xml:space="preserve">PSK:</w:t>
       </w:r>
       <w:r>
-        <w:t xml:space="preserve"> </w:t>
-      </w:r>
-      <w:r>
+        <w:rPr>
+          <w:lang w:val="es-ES"/>
+        </w:rPr>
+        <w:t xml:space="preserve"> </w:t>
+      </w:r>
+      <w:r>
+        <w:rPr>
+          <w:lang w:val="es-ES"/>
+        </w:rPr>
         <w:t xml:space="preserve">una contraseña compartida por todos (si se filtra, cambia para todo el mundo).</w:t>
       </w:r>
       <w:r>
+        <w:rPr>
+          <w:lang w:val="es-ES"/>
+        </w:rPr>
         <w:t xml:space="preserve"> </w:t>
       </w:r>
       <w:r>
         <w:rPr>
           <w:b/>
           <w:bCs/>
+          <w:lang w:val="es-ES"/>
         </w:rPr>
         <w:t xml:space="preserve">Enterprise:</w:t>
       </w:r>
       <w:r>
-        <w:t xml:space="preserve"> </w:t>
-      </w:r>
-      <w:r>
+        <w:rPr>
+          <w:lang w:val="es-ES"/>
+        </w:rPr>
+        <w:t xml:space="preserve"> </w:t>
+      </w:r>
+      <w:r>
+        <w:rPr>
+          <w:lang w:val="es-ES"/>
+        </w:rPr>
         <w:t xml:space="preserve">cada usuario se autentica con sus credenciales individuales (usuario/contraseña o certificado).</w:t>
       </w:r>
     </w:p>
@@ -752,32 +1031,49 @@
         </w:numPr>
       </w:pPr>
       <w:r>
+        <w:rPr>
+          <w:lang w:val="es-ES"/>
+        </w:rPr>
         <w:t xml:space="preserve">Un servidor</w:t>
       </w:r>
       <w:r>
+        <w:rPr>
+          <w:lang w:val="es-ES"/>
+        </w:rPr>
         <w:t xml:space="preserve"> </w:t>
       </w:r>
       <w:r>
         <w:rPr>
           <w:b/>
           <w:bCs/>
+          <w:lang w:val="es-ES"/>
         </w:rPr>
         <w:t xml:space="preserve">RADIUS</w:t>
       </w:r>
       <w:r>
+        <w:rPr>
+          <w:lang w:val="es-ES"/>
+        </w:rPr>
         <w:t xml:space="preserve">; el AP habla con él mediante</w:t>
       </w:r>
       <w:r>
+        <w:rPr>
+          <w:lang w:val="es-ES"/>
+        </w:rPr>
         <w:t xml:space="preserve"> </w:t>
       </w:r>
       <w:r>
         <w:rPr>
           <w:b/>
           <w:bCs/>
+          <w:lang w:val="es-ES"/>
         </w:rPr>
         <w:t xml:space="preserve">802.1X/EAP</w:t>
       </w:r>
       <w:r>
+        <w:rPr>
+          <w:lang w:val="es-ES"/>
+        </w:rPr>
         <w:t xml:space="preserve">.</w:t>
       </w:r>
     </w:p>
@@ -789,22 +1085,35 @@
         </w:numPr>
       </w:pPr>
       <w:r>
+        <w:rPr>
+          <w:lang w:val="es-ES"/>
+        </w:rPr>
         <w:t xml:space="preserve">El WiFi de</w:t>
       </w:r>
       <w:r>
+        <w:rPr>
+          <w:lang w:val="es-ES"/>
+        </w:rPr>
         <w:t xml:space="preserve"> </w:t>
       </w:r>
       <w:r>
         <w:rPr>
           <w:b/>
           <w:bCs/>
+          <w:lang w:val="es-ES"/>
         </w:rPr>
         <w:t xml:space="preserve">profesores/administración</w:t>
       </w:r>
       <w:r>
-        <w:t xml:space="preserve"> </w:t>
-      </w:r>
-      <w:r>
+        <w:rPr>
+          <w:lang w:val="es-ES"/>
+        </w:rPr>
+        <w:t xml:space="preserve"> </w:t>
+      </w:r>
+      <w:r>
+        <w:rPr>
+          <w:lang w:val="es-ES"/>
+        </w:rPr>
         <w:t xml:space="preserve">o el corporativo: cientos de usuarios identificables, posibilidad de revocar a uno concreto sin tocar al resto y trazabilidad por usuario. El WiFi de invitados, en cambio, es PSK de toda la vida.</w:t>
       </w:r>
     </w:p>
@@ -815,6 +1124,9 @@
         <w:pStyle w:val="Heading2"/>
       </w:pPr>
       <w:r>
+        <w:rPr>
+          <w:lang w:val="es-ES"/>
+        </w:rPr>
         <w:t xml:space="preserve">9. Medios y estándares WiFi: verdadero o falso</w:t>
       </w:r>
     </w:p>
@@ -830,13 +1142,20 @@
         <w:rPr>
           <w:b/>
           <w:bCs/>
+          <w:lang w:val="es-ES"/>
         </w:rPr>
         <w:t xml:space="preserve">Verdadero.</w:t>
       </w:r>
       <w:r>
-        <w:t xml:space="preserve"> </w:t>
-      </w:r>
-      <w:r>
+        <w:rPr>
+          <w:lang w:val="es-ES"/>
+        </w:rPr>
+        <w:t xml:space="preserve"> </w:t>
+      </w:r>
+      <w:r>
+        <w:rPr>
+          <w:lang w:val="es-ES"/>
+        </w:rPr>
         <w:t xml:space="preserve">802.11ax = WiFi 6 (2019, bandas de 2,4 y 5 GHz).</w:t>
       </w:r>
     </w:p>
@@ -852,13 +1171,20 @@
         <w:rPr>
           <w:b/>
           <w:bCs/>
+          <w:lang w:val="es-ES"/>
         </w:rPr>
         <w:t xml:space="preserve">Verdadero.</w:t>
       </w:r>
       <w:r>
-        <w:t xml:space="preserve"> </w:t>
-      </w:r>
-      <w:r>
+        <w:rPr>
+          <w:lang w:val="es-ES"/>
+        </w:rPr>
+        <w:t xml:space="preserve"> </w:t>
+      </w:r>
+      <w:r>
+        <w:rPr>
+          <w:lang w:val="es-ES"/>
+        </w:rPr>
         <w:t xml:space="preserve">El WiFi envía ondas electromagnéticas por el aire, sin medio conductor.</w:t>
       </w:r>
     </w:p>
@@ -874,13 +1200,20 @@
         <w:rPr>
           <w:b/>
           <w:bCs/>
+          <w:lang w:val="es-ES"/>
         </w:rPr>
         <w:t xml:space="preserve">Verdadero.</w:t>
       </w:r>
       <w:r>
-        <w:t xml:space="preserve"> </w:t>
-      </w:r>
-      <w:r>
+        <w:rPr>
+          <w:lang w:val="es-ES"/>
+        </w:rPr>
+        <w:t xml:space="preserve"> </w:t>
+      </w:r>
+      <w:r>
+        <w:rPr>
+          <w:lang w:val="es-ES"/>
+        </w:rPr>
         <w:t xml:space="preserve">La velocidad real WiFi suele ser el 30-50% de la teórica por overhead, obstrucciones e interferencias.</w:t>
       </w:r>
     </w:p>
@@ -896,29 +1229,46 @@
         <w:rPr>
           <w:b/>
           <w:bCs/>
+          <w:lang w:val="es-ES"/>
         </w:rPr>
         <w:t xml:space="preserve">Falso.</w:t>
       </w:r>
       <w:r>
-        <w:t xml:space="preserve"> </w:t>
-      </w:r>
-      <w:r>
+        <w:rPr>
+          <w:lang w:val="es-ES"/>
+        </w:rPr>
+        <w:t xml:space="preserve"> </w:t>
+      </w:r>
+      <w:r>
+        <w:rPr>
+          <w:lang w:val="es-ES"/>
+        </w:rPr>
         <w:t xml:space="preserve">El WiFi</w:t>
       </w:r>
       <w:r>
+        <w:rPr>
+          <w:lang w:val="es-ES"/>
+        </w:rPr>
         <w:t xml:space="preserve"> </w:t>
       </w:r>
       <w:r>
         <w:rPr>
           <w:b/>
           <w:bCs/>
+          <w:lang w:val="es-ES"/>
         </w:rPr>
         <w:t xml:space="preserve">sí es capa 2</w:t>
       </w:r>
       <w:r>
-        <w:t xml:space="preserve"> </w:t>
-      </w:r>
-      <w:r>
+        <w:rPr>
+          <w:lang w:val="es-ES"/>
+        </w:rPr>
+        <w:t xml:space="preserve"> </w:t>
+      </w:r>
+      <w:r>
+        <w:rPr>
+          <w:lang w:val="es-ES"/>
+        </w:rPr>
         <w:t xml:space="preserve">(enlace): entrega local por MAC con tramas 802.11; el aire es solo el medio (capa 1).</w:t>
       </w:r>
     </w:p>
@@ -934,13 +1284,20 @@
         <w:rPr>
           <w:b/>
           <w:bCs/>
+          <w:lang w:val="es-ES"/>
         </w:rPr>
         <w:t xml:space="preserve">Verdadero.</w:t>
       </w:r>
       <w:r>
-        <w:t xml:space="preserve"> </w:t>
-      </w:r>
-      <w:r>
+        <w:rPr>
+          <w:lang w:val="es-ES"/>
+        </w:rPr>
+        <w:t xml:space="preserve"> </w:t>
+      </w:r>
+      <w:r>
+        <w:rPr>
+          <w:lang w:val="es-ES"/>
+        </w:rPr>
         <w:t xml:space="preserve">En 2,4 GHz los tres canales no solapados son 1, 6 y 11.</w:t>
       </w:r>
     </w:p>

--- a/docx/11-redes-inalambricas/boletin-U11-inicial-resuelto.docx
+++ b/docx/11-redes-inalambricas/boletin-U11-inicial-resuelto.docx
@@ -15,9 +15,6 @@
             <w:pStyle w:val="TOCHeading"/>
           </w:pPr>
           <w:r>
-            <w:rPr>
-              <w:lang w:val="es-ES"/>
-            </w:rPr>
             <w:t xml:space="preserve">Table of Contents</w:t>
           </w:r>
         </w:p>
@@ -37,9 +34,6 @@
         <w:pStyle w:val="Heading1"/>
       </w:pPr>
       <w:r>
-        <w:rPr>
-          <w:lang w:val="es-ES"/>
-        </w:rPr>
         <w:t xml:space="preserve">Boletín UD11 — Inicial (Resuelto)</w:t>
       </w:r>
     </w:p>
@@ -50,9 +44,6 @@
         <w:pStyle w:val="Heading1"/>
       </w:pPr>
       <w:r>
-        <w:rPr>
-          <w:lang w:val="es-ES"/>
-        </w:rPr>
         <w:t xml:space="preserve">✅ Boletín UD11 — Inicial (Resuelto)</w:t>
       </w:r>
     </w:p>
@@ -69,9 +60,6 @@
         <w:pStyle w:val="Heading2"/>
       </w:pPr>
       <w:r>
-        <w:rPr>
-          <w:lang w:val="es-ES"/>
-        </w:rPr>
         <w:t xml:space="preserve">1. ¿Quién soy?</w:t>
       </w:r>
     </w:p>
@@ -87,20 +75,13 @@
         <w:rPr>
           <w:b/>
           <w:bCs/>
-          <w:lang w:val="es-ES"/>
         </w:rPr>
         <w:t xml:space="preserve">IEEE 802.11</w:t>
       </w:r>
       <w:r>
-        <w:rPr>
-          <w:lang w:val="es-ES"/>
-        </w:rPr>
-        <w:t xml:space="preserve"> </w:t>
-      </w:r>
-      <w:r>
-        <w:rPr>
-          <w:lang w:val="es-ES"/>
-        </w:rPr>
+        <w:t xml:space="preserve"> </w:t>
+      </w:r>
+      <w:r>
         <w:t xml:space="preserve">(familia: a/b/g/n/ac/ax/be…).</w:t>
       </w:r>
     </w:p>
@@ -113,35 +94,22 @@
         </w:numPr>
       </w:pPr>
       <w:r>
-        <w:rPr>
-          <w:lang w:val="es-ES"/>
-        </w:rPr>
         <w:t xml:space="preserve">El</w:t>
       </w:r>
       <w:r>
-        <w:rPr>
-          <w:lang w:val="es-ES"/>
-        </w:rPr>
-        <w:t xml:space="preserve"> </w:t>
-      </w:r>
-      <w:r>
-        <w:rPr>
-          <w:b/>
-          <w:bCs/>
-          <w:lang w:val="es-ES"/>
+        <w:t xml:space="preserve"> </w:t>
+      </w:r>
+      <w:r>
+        <w:rPr>
+          <w:b/>
+          <w:bCs/>
         </w:rPr>
         <w:t xml:space="preserve">SSID</w:t>
       </w:r>
       <w:r>
-        <w:rPr>
-          <w:lang w:val="es-ES"/>
-        </w:rPr>
-        <w:t xml:space="preserve"> </w:t>
-      </w:r>
-      <w:r>
-        <w:rPr>
-          <w:lang w:val="es-ES"/>
-        </w:rPr>
+        <w:t xml:space="preserve"> </w:t>
+      </w:r>
+      <w:r>
         <w:t xml:space="preserve">(Service Set Identifier).</w:t>
       </w:r>
     </w:p>
@@ -154,29 +122,19 @@
         </w:numPr>
       </w:pPr>
       <w:r>
-        <w:rPr>
-          <w:lang w:val="es-ES"/>
-        </w:rPr>
         <w:t xml:space="preserve">El</w:t>
       </w:r>
       <w:r>
-        <w:rPr>
-          <w:lang w:val="es-ES"/>
-        </w:rPr>
-        <w:t xml:space="preserve"> </w:t>
-      </w:r>
-      <w:r>
-        <w:rPr>
-          <w:b/>
-          <w:bCs/>
-          <w:lang w:val="es-ES"/>
+        <w:t xml:space="preserve"> </w:t>
+      </w:r>
+      <w:r>
+        <w:rPr>
+          <w:b/>
+          <w:bCs/>
         </w:rPr>
         <w:t xml:space="preserve">punto de acceso (AP)</w:t>
       </w:r>
       <w:r>
-        <w:rPr>
-          <w:lang w:val="es-ES"/>
-        </w:rPr>
         <w:t xml:space="preserve">.</w:t>
       </w:r>
     </w:p>
@@ -189,35 +147,22 @@
         </w:numPr>
       </w:pPr>
       <w:r>
-        <w:rPr>
-          <w:lang w:val="es-ES"/>
-        </w:rPr>
         <w:t xml:space="preserve">Modo</w:t>
       </w:r>
       <w:r>
-        <w:rPr>
-          <w:lang w:val="es-ES"/>
-        </w:rPr>
-        <w:t xml:space="preserve"> </w:t>
-      </w:r>
-      <w:r>
-        <w:rPr>
-          <w:b/>
-          <w:bCs/>
-          <w:lang w:val="es-ES"/>
+        <w:t xml:space="preserve"> </w:t>
+      </w:r>
+      <w:r>
+        <w:rPr>
+          <w:b/>
+          <w:bCs/>
         </w:rPr>
         <w:t xml:space="preserve">ad hoc</w:t>
       </w:r>
       <w:r>
-        <w:rPr>
-          <w:lang w:val="es-ES"/>
-        </w:rPr>
-        <w:t xml:space="preserve"> </w:t>
-      </w:r>
-      <w:r>
-        <w:rPr>
-          <w:lang w:val="es-ES"/>
-        </w:rPr>
+        <w:t xml:space="preserve"> </w:t>
+      </w:r>
+      <w:r>
         <w:t xml:space="preserve">(IBSS). Hoy en día, Wi-Fi Direct ha tomado el relevo.</w:t>
       </w:r>
     </w:p>
@@ -230,29 +175,19 @@
         </w:numPr>
       </w:pPr>
       <w:r>
-        <w:rPr>
-          <w:lang w:val="es-ES"/>
-        </w:rPr>
         <w:t xml:space="preserve">La</w:t>
       </w:r>
       <w:r>
-        <w:rPr>
-          <w:lang w:val="es-ES"/>
-        </w:rPr>
-        <w:t xml:space="preserve"> </w:t>
-      </w:r>
-      <w:r>
-        <w:rPr>
-          <w:b/>
-          <w:bCs/>
-          <w:lang w:val="es-ES"/>
+        <w:t xml:space="preserve"> </w:t>
+      </w:r>
+      <w:r>
+        <w:rPr>
+          <w:b/>
+          <w:bCs/>
         </w:rPr>
         <w:t xml:space="preserve">Wi-Fi Alliance</w:t>
       </w:r>
       <w:r>
-        <w:rPr>
-          <w:lang w:val="es-ES"/>
-        </w:rPr>
         <w:t xml:space="preserve">.</w:t>
       </w:r>
     </w:p>
@@ -263,9 +198,6 @@
         <w:pStyle w:val="Heading2"/>
       </w:pPr>
       <w:r>
-        <w:rPr>
-          <w:lang w:val="es-ES"/>
-        </w:rPr>
         <w:t xml:space="preserve">2. Bandas y canales</w:t>
       </w:r>
     </w:p>
@@ -281,20 +213,13 @@
         <w:rPr>
           <w:b/>
           <w:bCs/>
-          <w:lang w:val="es-ES"/>
         </w:rPr>
         <w:t xml:space="preserve">2,4 GHz y 5 GHz</w:t>
       </w:r>
       <w:r>
-        <w:rPr>
-          <w:lang w:val="es-ES"/>
-        </w:rPr>
-        <w:t xml:space="preserve"> </w:t>
-      </w:r>
-      <w:r>
-        <w:rPr>
-          <w:lang w:val="es-ES"/>
-        </w:rPr>
+        <w:t xml:space="preserve"> </w:t>
+      </w:r>
+      <w:r>
         <w:t xml:space="preserve">(y 6 GHz con WiFi 6E/7).</w:t>
       </w:r>
     </w:p>
@@ -310,14 +235,10 @@
         <w:rPr>
           <w:b/>
           <w:bCs/>
-          <w:lang w:val="es-ES"/>
         </w:rPr>
         <w:t xml:space="preserve">Tres</w:t>
       </w:r>
       <w:r>
-        <w:rPr>
-          <w:lang w:val="es-ES"/>
-        </w:rPr>
         <w:t xml:space="preserve">: 1, 6 y 11.</w:t>
       </w:r>
     </w:p>
@@ -330,61 +251,38 @@
         </w:numPr>
       </w:pPr>
       <w:r>
-        <w:rPr>
-          <w:lang w:val="es-ES"/>
-        </w:rPr>
         <w:t xml:space="preserve">La de</w:t>
       </w:r>
       <w:r>
-        <w:rPr>
-          <w:lang w:val="es-ES"/>
-        </w:rPr>
-        <w:t xml:space="preserve"> </w:t>
-      </w:r>
-      <w:r>
-        <w:rPr>
-          <w:b/>
-          <w:bCs/>
-          <w:lang w:val="es-ES"/>
+        <w:t xml:space="preserve"> </w:t>
+      </w:r>
+      <w:r>
+        <w:rPr>
+          <w:b/>
+          <w:bCs/>
         </w:rPr>
         <w:t xml:space="preserve">5 GHz</w:t>
       </w:r>
       <w:r>
-        <w:rPr>
-          <w:lang w:val="es-ES"/>
-        </w:rPr>
-        <w:t xml:space="preserve"> </w:t>
-      </w:r>
-      <w:r>
-        <w:rPr>
-          <w:lang w:val="es-ES"/>
-        </w:rPr>
+        <w:t xml:space="preserve"> </w:t>
+      </w:r>
+      <w:r>
         <w:t xml:space="preserve">tolera mejor interferencias (más canales y menos aparatos antiguos); la de</w:t>
       </w:r>
       <w:r>
-        <w:rPr>
-          <w:lang w:val="es-ES"/>
-        </w:rPr>
-        <w:t xml:space="preserve"> </w:t>
-      </w:r>
-      <w:r>
-        <w:rPr>
-          <w:b/>
-          <w:bCs/>
-          <w:lang w:val="es-ES"/>
+        <w:t xml:space="preserve"> </w:t>
+      </w:r>
+      <w:r>
+        <w:rPr>
+          <w:b/>
+          <w:bCs/>
         </w:rPr>
         <w:t xml:space="preserve">2,4 GHz</w:t>
       </w:r>
       <w:r>
-        <w:rPr>
-          <w:lang w:val="es-ES"/>
-        </w:rPr>
-        <w:t xml:space="preserve"> </w:t>
-      </w:r>
-      <w:r>
-        <w:rPr>
-          <w:lang w:val="es-ES"/>
-        </w:rPr>
+        <w:t xml:space="preserve"> </w:t>
+      </w:r>
+      <w:r>
         <w:t xml:space="preserve">llega más lejos y atraviesa mejor las paredes.</w:t>
       </w:r>
     </w:p>
@@ -400,14 +298,10 @@
         <w:rPr>
           <w:b/>
           <w:bCs/>
-          <w:lang w:val="es-ES"/>
         </w:rPr>
         <w:t xml:space="preserve">Canal 6</w:t>
       </w:r>
       <w:r>
-        <w:rPr>
-          <w:lang w:val="es-ES"/>
-        </w:rPr>
         <w:t xml:space="preserve">, el único de los tres que no has mencionado; si tu vecino inunda el 1 y el 11, en el 6 estás razonablemente limpio.</w:t>
       </w:r>
     </w:p>
@@ -418,9 +312,6 @@
         <w:pStyle w:val="Heading2"/>
       </w:pPr>
       <w:r>
-        <w:rPr>
-          <w:lang w:val="es-ES"/>
-        </w:rPr>
         <w:t xml:space="preserve">3. Verdadero o falso</w:t>
       </w:r>
     </w:p>
@@ -436,20 +327,13 @@
         <w:rPr>
           <w:b/>
           <w:bCs/>
-          <w:lang w:val="es-ES"/>
         </w:rPr>
         <w:t xml:space="preserve">Falso.</w:t>
       </w:r>
       <w:r>
-        <w:rPr>
-          <w:lang w:val="es-ES"/>
-        </w:rPr>
-        <w:t xml:space="preserve"> </w:t>
-      </w:r>
-      <w:r>
-        <w:rPr>
-          <w:lang w:val="es-ES"/>
-        </w:rPr>
+        <w:t xml:space="preserve"> </w:t>
+      </w:r>
+      <w:r>
         <w:t xml:space="preserve">WEP está roto desde hace décadas (se descifra en minutos). Solo aparece en museos y en el examen.</w:t>
       </w:r>
     </w:p>
@@ -465,20 +349,13 @@
         <w:rPr>
           <w:b/>
           <w:bCs/>
-          <w:lang w:val="es-ES"/>
         </w:rPr>
         <w:t xml:space="preserve">Verdadero.</w:t>
       </w:r>
       <w:r>
-        <w:rPr>
-          <w:lang w:val="es-ES"/>
-        </w:rPr>
-        <w:t xml:space="preserve"> </w:t>
-      </w:r>
-      <w:r>
-        <w:rPr>
-          <w:lang w:val="es-ES"/>
-        </w:rPr>
+        <w:t xml:space="preserve"> </w:t>
+      </w:r>
+      <w:r>
         <w:t xml:space="preserve">PSK = Pre-Shared Key: todos comparten la misma contraseña.</w:t>
       </w:r>
     </w:p>
@@ -494,20 +371,13 @@
         <w:rPr>
           <w:b/>
           <w:bCs/>
-          <w:lang w:val="es-ES"/>
         </w:rPr>
         <w:t xml:space="preserve">Verdadero.</w:t>
       </w:r>
       <w:r>
-        <w:rPr>
-          <w:lang w:val="es-ES"/>
-        </w:rPr>
-        <w:t xml:space="preserve"> </w:t>
-      </w:r>
-      <w:r>
-        <w:rPr>
-          <w:lang w:val="es-ES"/>
-        </w:rPr>
+        <w:t xml:space="preserve"> </w:t>
+      </w:r>
+      <w:r>
         <w:t xml:space="preserve">SAE (Simultaneous Authentication of Equals) sustituye al PSK y salva el four-way handshake clásico de los ataques offline.</w:t>
       </w:r>
     </w:p>
@@ -523,20 +393,13 @@
         <w:rPr>
           <w:b/>
           <w:bCs/>
-          <w:lang w:val="es-ES"/>
         </w:rPr>
         <w:t xml:space="preserve">Verdadero.</w:t>
       </w:r>
       <w:r>
-        <w:rPr>
-          <w:lang w:val="es-ES"/>
-        </w:rPr>
-        <w:t xml:space="preserve"> </w:t>
-      </w:r>
-      <w:r>
-        <w:rPr>
-          <w:lang w:val="es-ES"/>
-        </w:rPr>
+        <w:t xml:space="preserve"> </w:t>
+      </w:r>
+      <w:r>
         <w:t xml:space="preserve">Decenas de canales de 20 MHz no solapados frente a los 3 de 2,4 GHz.</w:t>
       </w:r>
     </w:p>
@@ -552,20 +415,13 @@
         <w:rPr>
           <w:b/>
           <w:bCs/>
-          <w:lang w:val="es-ES"/>
         </w:rPr>
         <w:t xml:space="preserve">Falso.</w:t>
       </w:r>
       <w:r>
-        <w:rPr>
-          <w:lang w:val="es-ES"/>
-        </w:rPr>
-        <w:t xml:space="preserve"> </w:t>
-      </w:r>
-      <w:r>
-        <w:rPr>
-          <w:lang w:val="es-ES"/>
-        </w:rPr>
+        <w:t xml:space="preserve"> </w:t>
+      </w:r>
+      <w:r>
         <w:t xml:space="preserve">El SSID oculto va en claro en las tramas de gestión; esconderlo no autentica a nadie. Seguridad real: WPA2/WPA3.</w:t>
       </w:r>
     </w:p>
@@ -576,9 +432,6 @@
         <w:pStyle w:val="Heading2"/>
       </w:pPr>
       <w:r>
-        <w:rPr>
-          <w:lang w:val="es-ES"/>
-        </w:rPr>
         <w:t xml:space="preserve">4. Seguridad: escala del mal</w:t>
       </w:r>
     </w:p>
@@ -590,20 +443,13 @@
         <w:rPr>
           <w:b/>
           <w:bCs/>
-          <w:lang w:val="es-ES"/>
         </w:rPr>
         <w:t xml:space="preserve">Red abierta → WEP → WPA → WPA2 → WPA3</w:t>
       </w:r>
       <w:r>
-        <w:rPr>
-          <w:lang w:val="es-ES"/>
-        </w:rPr>
-        <w:t xml:space="preserve"> </w:t>
-      </w:r>
-      <w:r>
-        <w:rPr>
-          <w:lang w:val="es-ES"/>
-        </w:rPr>
+        <w:t xml:space="preserve"> </w:t>
+      </w:r>
+      <w:r>
         <w:t xml:space="preserve">(de peor a mejor).</w:t>
       </w:r>
     </w:p>
@@ -614,9 +460,6 @@
         <w:pStyle w:val="Heading2"/>
       </w:pPr>
       <w:r>
-        <w:rPr>
-          <w:lang w:val="es-ES"/>
-        </w:rPr>
         <w:t xml:space="preserve">5. WiFi 4 → WiFi 7</w:t>
       </w:r>
     </w:p>
@@ -625,57 +468,30 @@
         <w:pStyle w:val="FirstParagraph"/>
       </w:pPr>
       <w:r>
-        <w:rPr>
-          <w:lang w:val="es-ES"/>
-        </w:rPr>
         <w:t xml:space="preserve">1 → b (WiFi 4 = 802.11n)</w:t>
       </w:r>
       <w:r>
-        <w:rPr>
-          <w:lang w:val="es-ES"/>
-        </w:rPr>
-        <w:t xml:space="preserve"> </w:t>
-      </w:r>
-      <w:r>
-        <w:rPr>
-          <w:lang w:val="es-ES"/>
-        </w:rPr>
+        <w:t xml:space="preserve"> </w:t>
+      </w:r>
+      <w:r>
         <w:t xml:space="preserve">2 → c (WiFi 5 = 802.11ac)</w:t>
       </w:r>
       <w:r>
-        <w:rPr>
-          <w:lang w:val="es-ES"/>
-        </w:rPr>
-        <w:t xml:space="preserve"> </w:t>
-      </w:r>
-      <w:r>
-        <w:rPr>
-          <w:lang w:val="es-ES"/>
-        </w:rPr>
+        <w:t xml:space="preserve"> </w:t>
+      </w:r>
+      <w:r>
         <w:t xml:space="preserve">3 → a (WiFi 6 = 802.11ax)</w:t>
       </w:r>
       <w:r>
-        <w:rPr>
-          <w:lang w:val="es-ES"/>
-        </w:rPr>
-        <w:t xml:space="preserve"> </w:t>
-      </w:r>
-      <w:r>
-        <w:rPr>
-          <w:lang w:val="es-ES"/>
-        </w:rPr>
+        <w:t xml:space="preserve"> </w:t>
+      </w:r>
+      <w:r>
         <w:t xml:space="preserve">4 → e (WiFi 6E = 802.11ax en 6 GHz)</w:t>
       </w:r>
       <w:r>
-        <w:rPr>
-          <w:lang w:val="es-ES"/>
-        </w:rPr>
-        <w:t xml:space="preserve"> </w:t>
-      </w:r>
-      <w:r>
-        <w:rPr>
-          <w:lang w:val="es-ES"/>
-        </w:rPr>
+        <w:t xml:space="preserve"> </w:t>
+      </w:r>
+      <w:r>
         <w:t xml:space="preserve">5 → d (WiFi 7 = 802.11be)</w:t>
       </w:r>
     </w:p>
@@ -686,9 +502,6 @@
         <w:pStyle w:val="Heading2"/>
       </w:pPr>
       <w:r>
-        <w:rPr>
-          <w:lang w:val="es-ES"/>
-        </w:rPr>
         <w:t xml:space="preserve">6. Cobertura</w:t>
       </w:r>
     </w:p>
@@ -710,9 +523,6 @@
         </w:numPr>
       </w:pPr>
       <w:r>
-        <w:rPr>
-          <w:lang w:val="es-ES"/>
-        </w:rPr>
         <w:t xml:space="preserve">Reposicionar el AP (centro, alto y despejado); 2) probar otra banda/canal (2,4 GHz llega más lejos; en 5 GHz prueba canales limpios); 3) añadir un segundo AP o un extensor/mesh bien colocado.</w:t>
       </w:r>
     </w:p>
@@ -724,9 +534,6 @@
         </w:numPr>
       </w:pPr>
       <w:r>
-        <w:rPr>
-          <w:lang w:val="es-ES"/>
-        </w:rPr>
         <w:t xml:space="preserve">El suelo absorbe y multiplica reflexiones; el metal actúa como jaula (atenuación enorme). La señal se irradia en forma aproximada de dona alrededor de las antenas: el AP alto y centrado cubre más.</w:t>
       </w:r>
     </w:p>
@@ -738,49 +545,32 @@
         </w:numPr>
       </w:pPr>
       <w:r>
-        <w:rPr>
-          <w:lang w:val="es-ES"/>
-        </w:rPr>
         <w:t xml:space="preserve">El</w:t>
       </w:r>
       <w:r>
-        <w:rPr>
-          <w:lang w:val="es-ES"/>
-        </w:rPr>
-        <w:t xml:space="preserve"> </w:t>
-      </w:r>
-      <w:r>
-        <w:rPr>
-          <w:b/>
-          <w:bCs/>
-          <w:lang w:val="es-ES"/>
+        <w:t xml:space="preserve"> </w:t>
+      </w:r>
+      <w:r>
+        <w:rPr>
+          <w:b/>
+          <w:bCs/>
         </w:rPr>
         <w:t xml:space="preserve">hidden node</w:t>
       </w:r>
       <w:r>
-        <w:rPr>
-          <w:lang w:val="es-ES"/>
-        </w:rPr>
         <w:t xml:space="preserve">: dos clientes que se oyen al AP pero no entre ellos transmiten a la vez y colisionan</w:t>
       </w:r>
       <w:r>
-        <w:rPr>
-          <w:lang w:val="es-ES"/>
-        </w:rPr>
         <w:t xml:space="preserve"> </w:t>
       </w:r>
       <w:r>
         <w:rPr>
           <w:i/>
           <w:iCs/>
-          <w:lang w:val="es-ES"/>
         </w:rPr>
         <w:t xml:space="preserve">en el AP</w:t>
       </w:r>
       <w:r>
-        <w:rPr>
-          <w:lang w:val="es-ES"/>
-        </w:rPr>
         <w:t xml:space="preserve">. Se manifiesta como rendimiento errático que empeora con más clientes y distancias largas. Mitigación: RTS/CTS, repartir mejor los APs.</w:t>
       </w:r>
     </w:p>
@@ -791,9 +581,6 @@
         <w:pStyle w:val="Heading2"/>
       </w:pPr>
       <w:r>
-        <w:rPr>
-          <w:lang w:val="es-ES"/>
-        </w:rPr>
         <w:t xml:space="preserve">7. Configuración mínima de un AP</w:t>
       </w:r>
     </w:p>
@@ -806,21 +593,14 @@
         </w:numPr>
       </w:pPr>
       <w:r>
-        <w:rPr>
-          <w:lang w:val="es-ES"/>
-        </w:rPr>
         <w:t xml:space="preserve">SSID:</w:t>
       </w:r>
       <w:r>
-        <w:rPr>
-          <w:lang w:val="es-ES"/>
-        </w:rPr>
         <w:t xml:space="preserve"> </w:t>
       </w:r>
       <w:r>
         <w:rPr>
           <w:rStyle w:val="VerbatimChar"/>
-          <w:lang w:val="es-ES"/>
         </w:rPr>
         <w:t xml:space="preserve">EstudioNet</w:t>
       </w:r>
@@ -834,35 +614,22 @@
         </w:numPr>
       </w:pPr>
       <w:r>
-        <w:rPr>
-          <w:lang w:val="es-ES"/>
-        </w:rPr>
         <w:t xml:space="preserve">Seguridad:</w:t>
       </w:r>
       <w:r>
-        <w:rPr>
-          <w:lang w:val="es-ES"/>
-        </w:rPr>
-        <w:t xml:space="preserve"> </w:t>
-      </w:r>
-      <w:r>
-        <w:rPr>
-          <w:b/>
-          <w:bCs/>
-          <w:lang w:val="es-ES"/>
+        <w:t xml:space="preserve"> </w:t>
+      </w:r>
+      <w:r>
+        <w:rPr>
+          <w:b/>
+          <w:bCs/>
         </w:rPr>
         <w:t xml:space="preserve">WPA2/WPA3 Personal</w:t>
       </w:r>
       <w:r>
-        <w:rPr>
-          <w:lang w:val="es-ES"/>
-        </w:rPr>
-        <w:t xml:space="preserve"> </w:t>
-      </w:r>
-      <w:r>
-        <w:rPr>
-          <w:lang w:val="es-ES"/>
-        </w:rPr>
+        <w:t xml:space="preserve"> </w:t>
+      </w:r>
+      <w:r>
         <w:t xml:space="preserve">(transición) o WPA3 si todos los equipos lo soportan</w:t>
       </w:r>
     </w:p>
@@ -875,28 +642,18 @@
         </w:numPr>
       </w:pPr>
       <w:r>
-        <w:rPr>
-          <w:lang w:val="es-ES"/>
-        </w:rPr>
         <w:t xml:space="preserve">Contraseña: larga (16+ caracteres), no un diccionario (ejemplo de criterio:</w:t>
       </w:r>
       <w:r>
-        <w:rPr>
-          <w:lang w:val="es-ES"/>
-        </w:rPr>
         <w:t xml:space="preserve"> </w:t>
       </w:r>
       <w:r>
         <w:rPr>
           <w:rStyle w:val="VerbatimChar"/>
-          <w:lang w:val="es-ES"/>
         </w:rPr>
         <w:t xml:space="preserve">clave-larga-no-obvia-2026</w:t>
       </w:r>
       <w:r>
-        <w:rPr>
-          <w:lang w:val="es-ES"/>
-        </w:rPr>
         <w:t xml:space="preserve">)</w:t>
       </w:r>
     </w:p>
@@ -909,9 +666,6 @@
         </w:numPr>
       </w:pPr>
       <w:r>
-        <w:rPr>
-          <w:lang w:val="es-ES"/>
-        </w:rPr>
         <w:t xml:space="preserve">Banda: 2,4 GHz (llega a la sala del fondo)</w:t>
       </w:r>
     </w:p>
@@ -924,35 +678,22 @@
         </w:numPr>
       </w:pPr>
       <w:r>
-        <w:rPr>
-          <w:lang w:val="es-ES"/>
-        </w:rPr>
         <w:t xml:space="preserve">Canal:</w:t>
       </w:r>
       <w:r>
-        <w:rPr>
-          <w:lang w:val="es-ES"/>
-        </w:rPr>
-        <w:t xml:space="preserve"> </w:t>
-      </w:r>
-      <w:r>
-        <w:rPr>
-          <w:b/>
-          <w:bCs/>
-          <w:lang w:val="es-ES"/>
+        <w:t xml:space="preserve"> </w:t>
+      </w:r>
+      <w:r>
+        <w:rPr>
+          <w:b/>
+          <w:bCs/>
         </w:rPr>
         <w:t xml:space="preserve">6</w:t>
       </w:r>
       <w:r>
-        <w:rPr>
-          <w:lang w:val="es-ES"/>
-        </w:rPr>
-        <w:t xml:space="preserve"> </w:t>
-      </w:r>
-      <w:r>
-        <w:rPr>
-          <w:lang w:val="es-ES"/>
-        </w:rPr>
+        <w:t xml:space="preserve"> </w:t>
+      </w:r>
+      <w:r>
         <w:t xml:space="preserve">(20 MHz) — evita el 1 y el 11 si hay vecinos, y no uses 40 MHz en 2,4 GHz: saturas el vecindario y pierdes estabilidad.</w:t>
       </w:r>
     </w:p>
@@ -963,9 +704,6 @@
         <w:pStyle w:val="Heading2"/>
       </w:pPr>
       <w:r>
-        <w:rPr>
-          <w:lang w:val="es-ES"/>
-        </w:rPr>
         <w:t xml:space="preserve">8. Autenticación: Personal vs Enterprise</w:t>
       </w:r>
     </w:p>
@@ -980,46 +718,29 @@
         <w:rPr>
           <w:b/>
           <w:bCs/>
-          <w:lang w:val="es-ES"/>
         </w:rPr>
         <w:t xml:space="preserve">PSK:</w:t>
       </w:r>
       <w:r>
-        <w:rPr>
-          <w:lang w:val="es-ES"/>
-        </w:rPr>
-        <w:t xml:space="preserve"> </w:t>
-      </w:r>
-      <w:r>
-        <w:rPr>
-          <w:lang w:val="es-ES"/>
-        </w:rPr>
+        <w:t xml:space="preserve"> </w:t>
+      </w:r>
+      <w:r>
         <w:t xml:space="preserve">una contraseña compartida por todos (si se filtra, cambia para todo el mundo).</w:t>
       </w:r>
       <w:r>
-        <w:rPr>
-          <w:lang w:val="es-ES"/>
-        </w:rPr>
-        <w:t xml:space="preserve"> </w:t>
-      </w:r>
-      <w:r>
-        <w:rPr>
-          <w:b/>
-          <w:bCs/>
-          <w:lang w:val="es-ES"/>
+        <w:t xml:space="preserve"> </w:t>
+      </w:r>
+      <w:r>
+        <w:rPr>
+          <w:b/>
+          <w:bCs/>
         </w:rPr>
         <w:t xml:space="preserve">Enterprise:</w:t>
       </w:r>
       <w:r>
-        <w:rPr>
-          <w:lang w:val="es-ES"/>
-        </w:rPr>
-        <w:t xml:space="preserve"> </w:t>
-      </w:r>
-      <w:r>
-        <w:rPr>
-          <w:lang w:val="es-ES"/>
-        </w:rPr>
+        <w:t xml:space="preserve"> </w:t>
+      </w:r>
+      <w:r>
         <w:t xml:space="preserve">cada usuario se autentica con sus credenciales individuales (usuario/contraseña o certificado).</w:t>
       </w:r>
     </w:p>
@@ -1031,49 +752,32 @@
         </w:numPr>
       </w:pPr>
       <w:r>
-        <w:rPr>
-          <w:lang w:val="es-ES"/>
-        </w:rPr>
         <w:t xml:space="preserve">Un servidor</w:t>
       </w:r>
       <w:r>
-        <w:rPr>
-          <w:lang w:val="es-ES"/>
-        </w:rPr>
-        <w:t xml:space="preserve"> </w:t>
-      </w:r>
-      <w:r>
-        <w:rPr>
-          <w:b/>
-          <w:bCs/>
-          <w:lang w:val="es-ES"/>
+        <w:t xml:space="preserve"> </w:t>
+      </w:r>
+      <w:r>
+        <w:rPr>
+          <w:b/>
+          <w:bCs/>
         </w:rPr>
         <w:t xml:space="preserve">RADIUS</w:t>
       </w:r>
       <w:r>
-        <w:rPr>
-          <w:lang w:val="es-ES"/>
-        </w:rPr>
         <w:t xml:space="preserve">; el AP habla con él mediante</w:t>
       </w:r>
       <w:r>
-        <w:rPr>
-          <w:lang w:val="es-ES"/>
-        </w:rPr>
-        <w:t xml:space="preserve"> </w:t>
-      </w:r>
-      <w:r>
-        <w:rPr>
-          <w:b/>
-          <w:bCs/>
-          <w:lang w:val="es-ES"/>
+        <w:t xml:space="preserve"> </w:t>
+      </w:r>
+      <w:r>
+        <w:rPr>
+          <w:b/>
+          <w:bCs/>
         </w:rPr>
         <w:t xml:space="preserve">802.1X/EAP</w:t>
       </w:r>
       <w:r>
-        <w:rPr>
-          <w:lang w:val="es-ES"/>
-        </w:rPr>
         <w:t xml:space="preserve">.</w:t>
       </w:r>
     </w:p>
@@ -1085,35 +789,22 @@
         </w:numPr>
       </w:pPr>
       <w:r>
-        <w:rPr>
-          <w:lang w:val="es-ES"/>
-        </w:rPr>
         <w:t xml:space="preserve">El WiFi de</w:t>
       </w:r>
       <w:r>
-        <w:rPr>
-          <w:lang w:val="es-ES"/>
-        </w:rPr>
-        <w:t xml:space="preserve"> </w:t>
-      </w:r>
-      <w:r>
-        <w:rPr>
-          <w:b/>
-          <w:bCs/>
-          <w:lang w:val="es-ES"/>
+        <w:t xml:space="preserve"> </w:t>
+      </w:r>
+      <w:r>
+        <w:rPr>
+          <w:b/>
+          <w:bCs/>
         </w:rPr>
         <w:t xml:space="preserve">profesores/administración</w:t>
       </w:r>
       <w:r>
-        <w:rPr>
-          <w:lang w:val="es-ES"/>
-        </w:rPr>
-        <w:t xml:space="preserve"> </w:t>
-      </w:r>
-      <w:r>
-        <w:rPr>
-          <w:lang w:val="es-ES"/>
-        </w:rPr>
+        <w:t xml:space="preserve"> </w:t>
+      </w:r>
+      <w:r>
         <w:t xml:space="preserve">o el corporativo: cientos de usuarios identificables, posibilidad de revocar a uno concreto sin tocar al resto y trazabilidad por usuario. El WiFi de invitados, en cambio, es PSK de toda la vida.</w:t>
       </w:r>
     </w:p>
@@ -1124,9 +815,6 @@
         <w:pStyle w:val="Heading2"/>
       </w:pPr>
       <w:r>
-        <w:rPr>
-          <w:lang w:val="es-ES"/>
-        </w:rPr>
         <w:t xml:space="preserve">9. Medios y estándares WiFi: verdadero o falso</w:t>
       </w:r>
     </w:p>
@@ -1142,20 +830,13 @@
         <w:rPr>
           <w:b/>
           <w:bCs/>
-          <w:lang w:val="es-ES"/>
         </w:rPr>
         <w:t xml:space="preserve">Verdadero.</w:t>
       </w:r>
       <w:r>
-        <w:rPr>
-          <w:lang w:val="es-ES"/>
-        </w:rPr>
-        <w:t xml:space="preserve"> </w:t>
-      </w:r>
-      <w:r>
-        <w:rPr>
-          <w:lang w:val="es-ES"/>
-        </w:rPr>
+        <w:t xml:space="preserve"> </w:t>
+      </w:r>
+      <w:r>
         <w:t xml:space="preserve">802.11ax = WiFi 6 (2019, bandas de 2,4 y 5 GHz).</w:t>
       </w:r>
     </w:p>
@@ -1171,20 +852,13 @@
         <w:rPr>
           <w:b/>
           <w:bCs/>
-          <w:lang w:val="es-ES"/>
         </w:rPr>
         <w:t xml:space="preserve">Verdadero.</w:t>
       </w:r>
       <w:r>
-        <w:rPr>
-          <w:lang w:val="es-ES"/>
-        </w:rPr>
-        <w:t xml:space="preserve"> </w:t>
-      </w:r>
-      <w:r>
-        <w:rPr>
-          <w:lang w:val="es-ES"/>
-        </w:rPr>
+        <w:t xml:space="preserve"> </w:t>
+      </w:r>
+      <w:r>
         <w:t xml:space="preserve">El WiFi envía ondas electromagnéticas por el aire, sin medio conductor.</w:t>
       </w:r>
     </w:p>
@@ -1200,20 +874,13 @@
         <w:rPr>
           <w:b/>
           <w:bCs/>
-          <w:lang w:val="es-ES"/>
         </w:rPr>
         <w:t xml:space="preserve">Verdadero.</w:t>
       </w:r>
       <w:r>
-        <w:rPr>
-          <w:lang w:val="es-ES"/>
-        </w:rPr>
-        <w:t xml:space="preserve"> </w:t>
-      </w:r>
-      <w:r>
-        <w:rPr>
-          <w:lang w:val="es-ES"/>
-        </w:rPr>
+        <w:t xml:space="preserve"> </w:t>
+      </w:r>
+      <w:r>
         <w:t xml:space="preserve">La velocidad real WiFi suele ser el 30-50% de la teórica por overhead, obstrucciones e interferencias.</w:t>
       </w:r>
     </w:p>
@@ -1229,46 +896,29 @@
         <w:rPr>
           <w:b/>
           <w:bCs/>
-          <w:lang w:val="es-ES"/>
         </w:rPr>
         <w:t xml:space="preserve">Falso.</w:t>
       </w:r>
       <w:r>
-        <w:rPr>
-          <w:lang w:val="es-ES"/>
-        </w:rPr>
-        <w:t xml:space="preserve"> </w:t>
-      </w:r>
-      <w:r>
-        <w:rPr>
-          <w:lang w:val="es-ES"/>
-        </w:rPr>
+        <w:t xml:space="preserve"> </w:t>
+      </w:r>
+      <w:r>
         <w:t xml:space="preserve">El WiFi</w:t>
       </w:r>
       <w:r>
-        <w:rPr>
-          <w:lang w:val="es-ES"/>
-        </w:rPr>
-        <w:t xml:space="preserve"> </w:t>
-      </w:r>
-      <w:r>
-        <w:rPr>
-          <w:b/>
-          <w:bCs/>
-          <w:lang w:val="es-ES"/>
+        <w:t xml:space="preserve"> </w:t>
+      </w:r>
+      <w:r>
+        <w:rPr>
+          <w:b/>
+          <w:bCs/>
         </w:rPr>
         <w:t xml:space="preserve">sí es capa 2</w:t>
       </w:r>
       <w:r>
-        <w:rPr>
-          <w:lang w:val="es-ES"/>
-        </w:rPr>
-        <w:t xml:space="preserve"> </w:t>
-      </w:r>
-      <w:r>
-        <w:rPr>
-          <w:lang w:val="es-ES"/>
-        </w:rPr>
+        <w:t xml:space="preserve"> </w:t>
+      </w:r>
+      <w:r>
         <w:t xml:space="preserve">(enlace): entrega local por MAC con tramas 802.11; el aire es solo el medio (capa 1).</w:t>
       </w:r>
     </w:p>
@@ -1284,20 +934,13 @@
         <w:rPr>
           <w:b/>
           <w:bCs/>
-          <w:lang w:val="es-ES"/>
         </w:rPr>
         <w:t xml:space="preserve">Verdadero.</w:t>
       </w:r>
       <w:r>
-        <w:rPr>
-          <w:lang w:val="es-ES"/>
-        </w:rPr>
-        <w:t xml:space="preserve"> </w:t>
-      </w:r>
-      <w:r>
-        <w:rPr>
-          <w:lang w:val="es-ES"/>
-        </w:rPr>
+        <w:t xml:space="preserve"> </w:t>
+      </w:r>
+      <w:r>
         <w:t xml:space="preserve">En 2,4 GHz los tres canales no solapados son 1, 6 y 11.</w:t>
       </w:r>
     </w:p>

--- a/docx/11-redes-inalambricas/boletin-U11-inicial-resuelto.docx
+++ b/docx/11-redes-inalambricas/boletin-U11-inicial-resuelto.docx
@@ -28,23 +28,23 @@
         </w:p>
       </w:sdtContent>
     </w:sdt>
-    <w:bookmarkStart w:id="9" w:name="boletín-ud11-inicial-resuelto"/>
+    <w:bookmarkStart w:id="9" w:name="Xf89772135280ce58b3dcbc20393d437e0165e3d"/>
     <w:p>
       <w:pPr>
         <w:pStyle w:val="Heading1"/>
       </w:pPr>
       <w:r>
-        <w:t xml:space="preserve">Boletín UD11 — Inicial (Resuelto)</w:t>
+        <w:t xml:space="preserve">Boletín de Redes inalámbricas — Inicial (Resuelto)</w:t>
       </w:r>
     </w:p>
     <w:bookmarkEnd w:id="9"/>
-    <w:bookmarkStart w:id="19" w:name="boletín-ud11-inicial-resuelto-1"/>
+    <w:bookmarkStart w:id="19" w:name="X9fb4a9df95d3ba090e89a0bf39d14530f36a9fd"/>
     <w:p>
       <w:pPr>
         <w:pStyle w:val="Heading1"/>
       </w:pPr>
       <w:r>
-        <w:t xml:space="preserve">✅ Boletín UD11 — Inicial (Resuelto)</w:t>
+        <w:t xml:space="preserve">✅ Boletín de Redes inalámbricas — Inicial (Resuelto)</w:t>
       </w:r>
     </w:p>
     <w:p>
